--- a/family-court-metric-catalog/docs/01-framework/01-framework-overview.docx
+++ b/family-court-metric-catalog/docs/01-framework/01-framework-overview.docx
@@ -251,7 +251,7 @@
         <w:pStyle w:val="Heading2"/>
       </w:pPr>
       <w:r>
-        <w:t xml:space="preserve">Visible (24 metrics)</w:t>
+        <w:t xml:space="preserve">Visible (14 metrics)</w:t>
       </w:r>
     </w:p>
     <w:p>
@@ -283,7 +283,7 @@
         <w:pStyle w:val="Heading2"/>
       </w:pPr>
       <w:r>
-        <w:t xml:space="preserve">Missing (25 metrics)</w:t>
+        <w:t xml:space="preserve">Missing (35 metrics)</w:t>
       </w:r>
     </w:p>
     <w:p>
